--- a/Bios of lecturers.docx
+++ b/Bios of lecturers.docx
@@ -702,6 +702,72 @@
           <w:rtl w:val="0"/>
         </w:rPr>
         <w:t xml:space="preserve">Gurami Keretchashvili is an AI Engineer and Technical Lead at a Fortune 500 technology company, where he manages a deep learning team working across computer vision, NLP, and signal processing. He holds several patents and has published multiple papers. A graduate of Institut Polytechnique de Paris and San Diego State University, he is also an active AI educator, coaching Georgia's International AI Olympiad team, lecturing to high school and university students, and publishing technical articles on machine learning.</w:t>
+      </w:r>
+      <w:r>
+        <w:rPr>
+          <w:rtl w:val="0"/>
+        </w:rPr>
+      </w:r>
+    </w:p>
+    <w:p>
+      <w:pPr>
+        <w:spacing w:after="160" w:line="259" w:lineRule="auto"/>
+        <w:rPr>
+          <w:rFonts w:ascii="Calibri" w:cs="Calibri" w:eastAsia="Calibri" w:hAnsi="Calibri"/>
+        </w:rPr>
+      </w:pPr>
+      <w:r>
+        <w:rPr>
+          <w:rtl w:val="0"/>
+        </w:rPr>
+      </w:r>
+    </w:p>
+    <w:p>
+      <w:pPr>
+        <w:spacing w:after="160" w:line="259" w:lineRule="auto"/>
+        <w:rPr>
+          <w:rFonts w:ascii="Calibri" w:cs="Calibri" w:eastAsia="Calibri" w:hAnsi="Calibri"/>
+        </w:rPr>
+      </w:pPr>
+      <w:r>
+        <w:rPr>
+          <w:b w:val="1"/>
+          <w:bCs w:val="1"/>
+          <w:rtl w:val="0"/>
+        </w:rPr>
+        <w:t xml:space="preserve">Nino Latsabidze</w:t>
+      </w:r>
+      <w:r>
+        <w:rPr>
+          <w:rtl w:val="0"/>
+        </w:rPr>
+      </w:r>
+    </w:p>
+    <w:p>
+      <w:pPr>
+        <w:spacing w:after="160" w:line="259" w:lineRule="auto"/>
+        <w:rPr>
+          <w:rFonts w:ascii="Calibri" w:cs="Calibri" w:eastAsia="Calibri" w:hAnsi="Calibri"/>
+        </w:rPr>
+      </w:pPr>
+      <w:r>
+        <w:rPr>
+          <w:rtl w:val="0"/>
+        </w:rPr>
+      </w:r>
+    </w:p>
+    <w:p>
+      <w:pPr>
+        <w:spacing w:after="160" w:line="259" w:lineRule="auto"/>
+        <w:rPr>
+          <w:rFonts w:ascii="Calibri" w:cs="Calibri" w:eastAsia="Calibri" w:hAnsi="Calibri"/>
+        </w:rPr>
+      </w:pPr>
+      <w:r>
+        <w:rPr>
+          <w:rtl w:val="0"/>
+        </w:rPr>
+        <w:t xml:space="preserve">Nino Latsabidze is a lecturer, teacher trainer, and educational researcher specializing in the use of artificial intelligence in teaching and learning. She teaches at Ilia State University, Business and Technology University, and Sulkhan-Saba Orbeliani University, where she delivers courses on AI applications in language education. She also provides professional development training for academic staff on integrating AI into teaching practices. Nino is currently pursuing a PhD in Education at Ilia State University, focusing on the impact of AI feedback on students’ academic writing skills.</w:t>
       </w:r>
       <w:r>
         <w:rPr>
